--- a/docs/velaink/作品介绍.docx
+++ b/docs/velaink/作品介绍.docx
@@ -428,7 +428,7 @@
         <w:rPr>
           <w:sz w:val="22"/>
         </w:rPr>
-        <w:t>openvela 实时层设计：VELAINK/1 协议 + openvela 应用三件套（已入仓），预留 NPU 端侧推理桥接接口</w:t>
+        <w:t>openvela 实时层设计：VELAINK/1 协议 + openvela 应用三件套（已入仓），分层解耦支持后续端侧 AI 加速演进</w:t>
       </w:r>
     </w:p>
     <w:p>

--- a/docs/velaink/作品介绍.docx
+++ b/docs/velaink/作品介绍.docx
@@ -50,7 +50,7 @@
           <w:b w:val="0"/>
           <w:sz w:val="22"/>
         </w:rPr>
-        <w:t>墨灵 VelaInk 是一款把 AI 创作落到纸面的书写绘画机器人：用户说一句"画一颗爱心"或"用行书写一首诗"，系统自动理解意图、规划构图、生成笔触轨迹，并在真实纸张上物理书写出来。</w:t>
+        <w:t>墨灵 VelaInk 是一款把 AI 创作落到纸面的书写绘画机器人：用户说一句"画一只小猫"或"用行书写一首诗"，系统自动理解意图、规划构图、生成笔触轨迹，并在真实纸张上物理书写出来。</w:t>
       </w:r>
     </w:p>
     <w:p>
@@ -303,7 +303,7 @@
               <w:rPr>
                 <w:sz w:val="19"/>
               </w:rPr>
-              <w:t>velaink 应用（stroke/gcode/protocol 三模块，openvela app 规范）</w:t>
+              <w:t>goldfish 模拟器运行 openvela（NuttX 内核）+ velaink 应用三件套（stroke/gcode/protocol）</w:t>
             </w:r>
           </w:p>
         </w:tc>
@@ -316,7 +316,7 @@
               <w:rPr>
                 <w:sz w:val="19"/>
               </w:rPr>
-              <w:t>VELAINK/1 自定义协议；send-response 流控适配 GRBL 128 字节缓冲</w:t>
+              <w:t>VELAINK/1 自定义协议；send-response 流控适配 GRBL 128 字节缓冲；AI 笔迹数据直接存入 openvela 文件系统并由 NSH 读取（见演示视频）</w:t>
             </w:r>
           </w:p>
         </w:tc>
